--- a/Lr3/ИиКТ_24_ИСз_Голянт_А_С_ЛР_3.docx
+++ b/Lr3/ИиКТ_24_ИСз_Голянт_А_С_ЛР_3.docx
@@ -1448,68 +1448,52 @@
     </w:p>
     <w:p>
       <w:pPr>
-        <w:spacing w:after="0" w:line="240" w:lineRule="auto"/>
-        <w:rPr>
-          <w:rFonts w:ascii="Times New Roman" w:hAnsi="Times New Roman" w:cs="Times New Roman"/>
-          <w:color w:val="000000"/>
-          <w:sz w:val="24"/>
-          <w:szCs w:val="24"/>
-        </w:rPr>
-      </w:pPr>
-      <w:r>
-        <w:rPr>
-          <w:rFonts w:ascii="Times New Roman" w:hAnsi="Times New Roman" w:cs="Times New Roman"/>
-          <w:color w:val="000000"/>
-          <w:sz w:val="24"/>
-          <w:szCs w:val="24"/>
-        </w:rPr>
-        <w:br w:type="page"/>
-      </w:r>
-    </w:p>
-    <w:p>
-      <w:pPr>
-        <w:ind w:left="-567"/>
-        <w:jc w:val="both"/>
-        <w:rPr>
-          <w:rFonts w:ascii="Times New Roman" w:hAnsi="Times New Roman"/>
-        </w:rPr>
-      </w:pPr>
-      <w:r>
-        <w:rPr>
-          <w:rFonts w:ascii="Times New Roman" w:hAnsi="Times New Roman" w:cs="Times New Roman"/>
-          <w:color w:val="000000"/>
-          <w:sz w:val="24"/>
-          <w:szCs w:val="24"/>
+        <w:ind w:left="-567"/>
+        <w:jc w:val="both"/>
+        <w:rPr>
+          <w:rFonts w:ascii="Times New Roman" w:hAnsi="Times New Roman"/>
+        </w:rPr>
+      </w:pPr>
+      <w:r>
+        <w:rPr>
+          <w:rFonts w:ascii="Times New Roman" w:hAnsi="Times New Roman" w:cs="Times New Roman"/>
+          <w:color w:val="000000"/>
+          <w:sz w:val="24"/>
+          <w:szCs w:val="24"/>
+        </w:rPr>
+        <w:t>Вносим изменения в файлы, попутно делая коммиты:</w:t>
+      </w:r>
+    </w:p>
+    <w:p>
+      <w:pPr>
+        <w:ind w:left="-567"/>
+        <w:jc w:val="both"/>
+        <w:rPr>
+          <w:rFonts w:cs="Times New Roman"/>
+          <w:color w:val="000000"/>
+          <w:sz w:val="24"/>
+          <w:szCs w:val="24"/>
+        </w:rPr>
+      </w:pPr>
+      <w:r>
+        <w:rPr>
+          <w:rFonts w:ascii="Times New Roman" w:hAnsi="Times New Roman"/>
+          <w:noProof/>
         </w:rPr>
         <w:lastRenderedPageBreak/>
-        <w:t>Вносим изменения в файлы, попутно делая коммиты:</w:t>
-      </w:r>
-    </w:p>
-    <w:p>
-      <w:pPr>
-        <w:ind w:left="-567"/>
-        <w:jc w:val="both"/>
-        <w:rPr>
-          <w:rFonts w:cs="Times New Roman"/>
-          <w:color w:val="000000"/>
-          <w:sz w:val="24"/>
-          <w:szCs w:val="24"/>
-          <w:lang w:val="en-US"/>
-        </w:rPr>
-      </w:pPr>
-      <w:r>
-        <w:rPr>
-          <w:rFonts w:cs="Times New Roman"/>
-          <w:noProof/>
-          <w:color w:val="000000"/>
-          <w:sz w:val="24"/>
-          <w:szCs w:val="24"/>
-        </w:rPr>
         <w:drawing>
-          <wp:inline distT="0" distB="0" distL="0" distR="0">
-            <wp:extent cx="5940425" cy="3355340"/>
-            <wp:effectExtent l="0" t="0" r="3175" b="0"/>
-            <wp:docPr id="264428577" name="Рисунок 3"/>
+          <wp:anchor distT="0" distB="0" distL="0" distR="0" simplePos="0" relativeHeight="6" behindDoc="0" locked="0" layoutInCell="0" allowOverlap="1">
+            <wp:simplePos x="0" y="0"/>
+            <wp:positionH relativeFrom="column">
+              <wp:posOffset>-339090</wp:posOffset>
+            </wp:positionH>
+            <wp:positionV relativeFrom="paragraph">
+              <wp:posOffset>-95250</wp:posOffset>
+            </wp:positionV>
+            <wp:extent cx="6300470" cy="1661160"/>
+            <wp:effectExtent l="0" t="0" r="0" b="0"/>
+            <wp:wrapSquare wrapText="largest"/>
+            <wp:docPr id="5" name="Image4"/>
             <wp:cNvGraphicFramePr>
               <a:graphicFrameLocks xmlns:a="http://schemas.openxmlformats.org/drawingml/2006/main" noChangeAspect="1"/>
             </wp:cNvGraphicFramePr>
@@ -1517,25 +1501,21 @@
               <a:graphicData uri="http://schemas.openxmlformats.org/drawingml/2006/picture">
                 <pic:pic xmlns:pic="http://schemas.openxmlformats.org/drawingml/2006/picture">
                   <pic:nvPicPr>
-                    <pic:cNvPr id="264428577" name="Рисунок 264428577"/>
-                    <pic:cNvPicPr/>
+                    <pic:cNvPr id="5" name="Image4"/>
+                    <pic:cNvPicPr>
+                      <a:picLocks noChangeAspect="1" noChangeArrowheads="1"/>
+                    </pic:cNvPicPr>
                   </pic:nvPicPr>
                   <pic:blipFill>
-                    <a:blip r:embed="rId12" cstate="print">
-                      <a:extLst>
-                        <a:ext uri="{28A0092B-C50C-407E-A947-70E740481C1C}">
-                          <a14:useLocalDpi xmlns:a14="http://schemas.microsoft.com/office/drawing/2010/main" val="0"/>
-                        </a:ext>
-                      </a:extLst>
-                    </a:blip>
+                    <a:blip r:embed="rId12"/>
                     <a:stretch>
                       <a:fillRect/>
                     </a:stretch>
                   </pic:blipFill>
-                  <pic:spPr>
+                  <pic:spPr bwMode="auto">
                     <a:xfrm>
                       <a:off x="0" y="0"/>
-                      <a:ext cx="5940425" cy="3355340"/>
+                      <a:ext cx="6300470" cy="1661160"/>
                     </a:xfrm>
                     <a:prstGeom prst="rect">
                       <a:avLst/>
@@ -1544,7 +1524,7 @@
                 </pic:pic>
               </a:graphicData>
             </a:graphic>
-          </wp:inline>
+          </wp:anchor>
         </w:drawing>
       </w:r>
     </w:p>
@@ -1553,36 +1533,48 @@
         <w:ind w:left="-567"/>
         <w:jc w:val="both"/>
         <w:rPr>
-          <w:rFonts w:ascii="Times New Roman" w:hAnsi="Times New Roman"/>
+          <w:rFonts w:cs="Times New Roman"/>
+          <w:color w:val="000000"/>
+          <w:sz w:val="24"/>
+          <w:szCs w:val="24"/>
+        </w:rPr>
+      </w:pPr>
+    </w:p>
+    <w:p>
+      <w:pPr>
+        <w:ind w:left="-567"/>
+        <w:jc w:val="both"/>
+        <w:rPr>
+          <w:rFonts w:ascii="Times New Roman" w:hAnsi="Times New Roman"/>
+        </w:rPr>
+      </w:pPr>
+      <w:r>
+        <w:rPr>
+          <w:rFonts w:ascii="Times New Roman" w:hAnsi="Times New Roman" w:cs="Times New Roman"/>
+          <w:color w:val="000000"/>
+          <w:sz w:val="24"/>
+          <w:szCs w:val="24"/>
+        </w:rPr>
+        <w:t xml:space="preserve">В процессе у нас возник </w:t>
+      </w:r>
+      <w:r>
+        <w:rPr>
+          <w:rFonts w:ascii="Times New Roman" w:hAnsi="Times New Roman" w:cs="Times New Roman"/>
+          <w:color w:val="000000"/>
+          <w:sz w:val="24"/>
+          <w:szCs w:val="24"/>
           <w:lang w:val="en-US"/>
         </w:rPr>
-      </w:pPr>
-      <w:r>
-        <w:rPr>
-          <w:rFonts w:ascii="Times New Roman" w:hAnsi="Times New Roman" w:cs="Times New Roman"/>
-          <w:color w:val="000000"/>
-          <w:sz w:val="24"/>
-          <w:szCs w:val="24"/>
-        </w:rPr>
-        <w:t xml:space="preserve">В процессе у нас </w:t>
-      </w:r>
-      <w:r>
-        <w:rPr>
-          <w:rFonts w:ascii="Times New Roman" w:hAnsi="Times New Roman" w:cs="Times New Roman"/>
-          <w:color w:val="000000"/>
-          <w:sz w:val="24"/>
-          <w:szCs w:val="24"/>
-        </w:rPr>
-        <w:t xml:space="preserve">не </w:t>
-      </w:r>
-      <w:r>
-        <w:rPr>
-          <w:rFonts w:ascii="Times New Roman" w:hAnsi="Times New Roman" w:cs="Times New Roman"/>
-          <w:color w:val="000000"/>
-          <w:sz w:val="24"/>
-          <w:szCs w:val="24"/>
-        </w:rPr>
-        <w:t xml:space="preserve">возник </w:t>
+        <w:t>merge</w:t>
+      </w:r>
+      <w:r>
+        <w:rPr>
+          <w:rFonts w:ascii="Times New Roman" w:hAnsi="Times New Roman" w:cs="Times New Roman"/>
+          <w:color w:val="000000"/>
+          <w:sz w:val="24"/>
+          <w:szCs w:val="24"/>
+        </w:rPr>
+        <w:t xml:space="preserve"> </w:t>
       </w:r>
       <w:r>
         <w:rPr>
@@ -1592,25 +1584,6 @@
           <w:szCs w:val="24"/>
           <w:lang w:val="en-US"/>
         </w:rPr>
-        <w:t>merge</w:t>
-      </w:r>
-      <w:r>
-        <w:rPr>
-          <w:rFonts w:ascii="Times New Roman" w:hAnsi="Times New Roman" w:cs="Times New Roman"/>
-          <w:color w:val="000000"/>
-          <w:sz w:val="24"/>
-          <w:szCs w:val="24"/>
-        </w:rPr>
-        <w:t xml:space="preserve"> </w:t>
-      </w:r>
-      <w:r>
-        <w:rPr>
-          <w:rFonts w:ascii="Times New Roman" w:hAnsi="Times New Roman" w:cs="Times New Roman"/>
-          <w:color w:val="000000"/>
-          <w:sz w:val="24"/>
-          <w:szCs w:val="24"/>
-          <w:lang w:val="en-US"/>
-        </w:rPr>
         <w:t>conflict</w:t>
       </w:r>
       <w:r>
@@ -1620,8 +1593,414 @@
           <w:sz w:val="24"/>
           <w:szCs w:val="24"/>
         </w:rPr>
-        <w:t>.</w:t>
-      </w:r>
+        <w:t xml:space="preserve">, </w:t>
+      </w:r>
+      <w:r>
+        <w:rPr>
+          <w:rFonts w:ascii="Times New Roman" w:hAnsi="Times New Roman" w:cs="Times New Roman"/>
+          <w:color w:val="000000"/>
+          <w:sz w:val="24"/>
+          <w:szCs w:val="24"/>
+        </w:rPr>
+        <w:t>который мы разрешили</w:t>
+      </w:r>
+      <w:r>
+        <w:rPr>
+          <w:rFonts w:ascii="Times New Roman" w:hAnsi="Times New Roman" w:cs="Times New Roman"/>
+          <w:color w:val="000000"/>
+          <w:sz w:val="24"/>
+          <w:szCs w:val="24"/>
+        </w:rPr>
+        <w:t>:</w:t>
+      </w:r>
+    </w:p>
+    <w:p>
+      <w:pPr>
+        <w:ind w:left="-567"/>
+        <w:jc w:val="both"/>
+        <w:rPr>
+          <w:rFonts w:cs="Times New Roman"/>
+          <w:color w:val="000000"/>
+          <w:sz w:val="24"/>
+          <w:szCs w:val="24"/>
+        </w:rPr>
+      </w:pPr>
+      <w:r>
+        <w:rPr>
+          <w:rFonts w:ascii="Times New Roman" w:hAnsi="Times New Roman"/>
+          <w:noProof/>
+        </w:rPr>
+        <w:lastRenderedPageBreak/>
+        <w:drawing>
+          <wp:anchor distT="0" distB="0" distL="0" distR="0" simplePos="0" relativeHeight="7" behindDoc="0" locked="0" layoutInCell="0" allowOverlap="1">
+            <wp:simplePos x="0" y="0"/>
+            <wp:positionH relativeFrom="column">
+              <wp:posOffset>-331470</wp:posOffset>
+            </wp:positionH>
+            <wp:positionV relativeFrom="paragraph">
+              <wp:posOffset>-47625</wp:posOffset>
+            </wp:positionV>
+            <wp:extent cx="5572125" cy="7858125"/>
+            <wp:effectExtent l="0" t="0" r="0" b="0"/>
+            <wp:wrapSquare wrapText="largest"/>
+            <wp:docPr id="6" name="Image5"/>
+            <wp:cNvGraphicFramePr>
+              <a:graphicFrameLocks xmlns:a="http://schemas.openxmlformats.org/drawingml/2006/main" noChangeAspect="1"/>
+            </wp:cNvGraphicFramePr>
+            <a:graphic xmlns:a="http://schemas.openxmlformats.org/drawingml/2006/main">
+              <a:graphicData uri="http://schemas.openxmlformats.org/drawingml/2006/picture">
+                <pic:pic xmlns:pic="http://schemas.openxmlformats.org/drawingml/2006/picture">
+                  <pic:nvPicPr>
+                    <pic:cNvPr id="6" name="Image5"/>
+                    <pic:cNvPicPr>
+                      <a:picLocks noChangeAspect="1" noChangeArrowheads="1"/>
+                    </pic:cNvPicPr>
+                  </pic:nvPicPr>
+                  <pic:blipFill>
+                    <a:blip r:embed="rId13"/>
+                    <a:stretch>
+                      <a:fillRect/>
+                    </a:stretch>
+                  </pic:blipFill>
+                  <pic:spPr bwMode="auto">
+                    <a:xfrm>
+                      <a:off x="0" y="0"/>
+                      <a:ext cx="5572125" cy="7858125"/>
+                    </a:xfrm>
+                    <a:prstGeom prst="rect">
+                      <a:avLst/>
+                    </a:prstGeom>
+                  </pic:spPr>
+                </pic:pic>
+              </a:graphicData>
+            </a:graphic>
+          </wp:anchor>
+        </w:drawing>
+      </w:r>
+    </w:p>
+    <w:p>
+      <w:pPr>
+        <w:ind w:left="-567"/>
+        <w:jc w:val="both"/>
+        <w:rPr>
+          <w:rFonts w:cs="Times New Roman"/>
+          <w:color w:val="000000"/>
+          <w:sz w:val="24"/>
+          <w:szCs w:val="24"/>
+        </w:rPr>
+      </w:pPr>
+    </w:p>
+    <w:p>
+      <w:pPr>
+        <w:ind w:left="-567"/>
+        <w:jc w:val="both"/>
+        <w:rPr>
+          <w:rFonts w:cs="Times New Roman"/>
+          <w:color w:val="000000"/>
+          <w:sz w:val="24"/>
+          <w:szCs w:val="24"/>
+        </w:rPr>
+      </w:pPr>
+    </w:p>
+    <w:p>
+      <w:pPr>
+        <w:ind w:left="-567"/>
+        <w:jc w:val="both"/>
+        <w:rPr>
+          <w:rFonts w:cs="Times New Roman"/>
+          <w:color w:val="000000"/>
+          <w:sz w:val="24"/>
+          <w:szCs w:val="24"/>
+        </w:rPr>
+      </w:pPr>
+    </w:p>
+    <w:p>
+      <w:pPr>
+        <w:ind w:left="-567"/>
+        <w:jc w:val="both"/>
+        <w:rPr>
+          <w:rFonts w:cs="Times New Roman"/>
+          <w:color w:val="000000"/>
+          <w:sz w:val="24"/>
+          <w:szCs w:val="24"/>
+        </w:rPr>
+      </w:pPr>
+    </w:p>
+    <w:p>
+      <w:pPr>
+        <w:ind w:left="-567"/>
+        <w:jc w:val="both"/>
+        <w:rPr>
+          <w:rFonts w:cs="Times New Roman"/>
+          <w:color w:val="000000"/>
+          <w:sz w:val="24"/>
+          <w:szCs w:val="24"/>
+        </w:rPr>
+      </w:pPr>
+    </w:p>
+    <w:p>
+      <w:pPr>
+        <w:ind w:left="-567"/>
+        <w:jc w:val="both"/>
+        <w:rPr>
+          <w:rFonts w:cs="Times New Roman"/>
+          <w:color w:val="000000"/>
+          <w:sz w:val="24"/>
+          <w:szCs w:val="24"/>
+        </w:rPr>
+      </w:pPr>
+    </w:p>
+    <w:p>
+      <w:pPr>
+        <w:ind w:left="-567"/>
+        <w:jc w:val="both"/>
+        <w:rPr>
+          <w:rFonts w:cs="Times New Roman"/>
+          <w:color w:val="000000"/>
+          <w:sz w:val="24"/>
+          <w:szCs w:val="24"/>
+        </w:rPr>
+      </w:pPr>
+    </w:p>
+    <w:p>
+      <w:pPr>
+        <w:ind w:left="-567"/>
+        <w:jc w:val="both"/>
+        <w:rPr>
+          <w:rFonts w:cs="Times New Roman"/>
+          <w:color w:val="000000"/>
+          <w:sz w:val="24"/>
+          <w:szCs w:val="24"/>
+        </w:rPr>
+      </w:pPr>
+    </w:p>
+    <w:p>
+      <w:pPr>
+        <w:ind w:left="-567"/>
+        <w:jc w:val="both"/>
+        <w:rPr>
+          <w:rFonts w:cs="Times New Roman"/>
+          <w:color w:val="000000"/>
+          <w:sz w:val="24"/>
+          <w:szCs w:val="24"/>
+        </w:rPr>
+      </w:pPr>
+    </w:p>
+    <w:p>
+      <w:pPr>
+        <w:ind w:left="-567"/>
+        <w:jc w:val="both"/>
+        <w:rPr>
+          <w:rFonts w:cs="Times New Roman"/>
+          <w:color w:val="000000"/>
+          <w:sz w:val="24"/>
+          <w:szCs w:val="24"/>
+        </w:rPr>
+      </w:pPr>
+    </w:p>
+    <w:p>
+      <w:pPr>
+        <w:ind w:left="-567"/>
+        <w:jc w:val="both"/>
+        <w:rPr>
+          <w:rFonts w:cs="Times New Roman"/>
+          <w:color w:val="000000"/>
+          <w:sz w:val="24"/>
+          <w:szCs w:val="24"/>
+        </w:rPr>
+      </w:pPr>
+    </w:p>
+    <w:p>
+      <w:pPr>
+        <w:ind w:left="-567"/>
+        <w:jc w:val="both"/>
+        <w:rPr>
+          <w:rFonts w:cs="Times New Roman"/>
+          <w:color w:val="000000"/>
+          <w:sz w:val="24"/>
+          <w:szCs w:val="24"/>
+        </w:rPr>
+      </w:pPr>
+    </w:p>
+    <w:p>
+      <w:pPr>
+        <w:ind w:left="-567"/>
+        <w:jc w:val="both"/>
+        <w:rPr>
+          <w:rFonts w:cs="Times New Roman"/>
+          <w:color w:val="000000"/>
+          <w:sz w:val="24"/>
+          <w:szCs w:val="24"/>
+        </w:rPr>
+      </w:pPr>
+    </w:p>
+    <w:p>
+      <w:pPr>
+        <w:ind w:left="-567"/>
+        <w:jc w:val="both"/>
+        <w:rPr>
+          <w:rFonts w:cs="Times New Roman"/>
+          <w:color w:val="000000"/>
+          <w:sz w:val="24"/>
+          <w:szCs w:val="24"/>
+        </w:rPr>
+      </w:pPr>
+    </w:p>
+    <w:p>
+      <w:pPr>
+        <w:ind w:left="-567"/>
+        <w:jc w:val="both"/>
+        <w:rPr>
+          <w:rFonts w:cs="Times New Roman"/>
+          <w:color w:val="000000"/>
+          <w:sz w:val="24"/>
+          <w:szCs w:val="24"/>
+        </w:rPr>
+      </w:pPr>
+    </w:p>
+    <w:p>
+      <w:pPr>
+        <w:ind w:left="-567"/>
+        <w:jc w:val="both"/>
+        <w:rPr>
+          <w:rFonts w:cs="Times New Roman"/>
+          <w:color w:val="000000"/>
+          <w:sz w:val="24"/>
+          <w:szCs w:val="24"/>
+        </w:rPr>
+      </w:pPr>
+    </w:p>
+    <w:p>
+      <w:pPr>
+        <w:ind w:left="-567"/>
+        <w:jc w:val="both"/>
+        <w:rPr>
+          <w:rFonts w:cs="Times New Roman"/>
+          <w:color w:val="000000"/>
+          <w:sz w:val="24"/>
+          <w:szCs w:val="24"/>
+        </w:rPr>
+      </w:pPr>
+    </w:p>
+    <w:p>
+      <w:pPr>
+        <w:ind w:left="-567"/>
+        <w:jc w:val="both"/>
+        <w:rPr>
+          <w:rFonts w:cs="Times New Roman"/>
+          <w:color w:val="000000"/>
+          <w:sz w:val="24"/>
+          <w:szCs w:val="24"/>
+        </w:rPr>
+      </w:pPr>
+    </w:p>
+    <w:p>
+      <w:pPr>
+        <w:ind w:left="-567"/>
+        <w:jc w:val="both"/>
+        <w:rPr>
+          <w:rFonts w:cs="Times New Roman"/>
+          <w:color w:val="000000"/>
+          <w:sz w:val="24"/>
+          <w:szCs w:val="24"/>
+        </w:rPr>
+      </w:pPr>
+    </w:p>
+    <w:p>
+      <w:pPr>
+        <w:ind w:left="-567"/>
+        <w:jc w:val="both"/>
+        <w:rPr>
+          <w:rFonts w:cs="Times New Roman"/>
+          <w:color w:val="000000"/>
+          <w:sz w:val="24"/>
+          <w:szCs w:val="24"/>
+        </w:rPr>
+      </w:pPr>
+    </w:p>
+    <w:p>
+      <w:pPr>
+        <w:ind w:left="-567"/>
+        <w:jc w:val="both"/>
+        <w:rPr>
+          <w:rFonts w:cs="Times New Roman"/>
+          <w:color w:val="000000"/>
+          <w:sz w:val="24"/>
+          <w:szCs w:val="24"/>
+        </w:rPr>
+      </w:pPr>
+    </w:p>
+    <w:p>
+      <w:pPr>
+        <w:ind w:left="-567"/>
+        <w:jc w:val="both"/>
+        <w:rPr>
+          <w:rFonts w:cs="Times New Roman"/>
+          <w:color w:val="000000"/>
+          <w:sz w:val="24"/>
+          <w:szCs w:val="24"/>
+        </w:rPr>
+      </w:pPr>
+    </w:p>
+    <w:p>
+      <w:pPr>
+        <w:ind w:left="-567"/>
+        <w:jc w:val="both"/>
+        <w:rPr>
+          <w:rFonts w:cs="Times New Roman"/>
+          <w:color w:val="000000"/>
+          <w:sz w:val="24"/>
+          <w:szCs w:val="24"/>
+        </w:rPr>
+      </w:pPr>
+    </w:p>
+    <w:p>
+      <w:pPr>
+        <w:ind w:left="-567"/>
+        <w:jc w:val="both"/>
+        <w:rPr>
+          <w:rFonts w:cs="Times New Roman"/>
+          <w:color w:val="000000"/>
+          <w:sz w:val="24"/>
+          <w:szCs w:val="24"/>
+        </w:rPr>
+      </w:pPr>
+    </w:p>
+    <w:p>
+      <w:pPr>
+        <w:ind w:left="-567"/>
+        <w:jc w:val="both"/>
+        <w:rPr>
+          <w:rFonts w:cs="Times New Roman"/>
+          <w:color w:val="000000"/>
+          <w:sz w:val="24"/>
+          <w:szCs w:val="24"/>
+        </w:rPr>
+      </w:pPr>
+    </w:p>
+    <w:p>
+      <w:pPr>
+        <w:ind w:left="-567"/>
+        <w:jc w:val="both"/>
+        <w:rPr>
+          <w:rFonts w:cs="Times New Roman"/>
+          <w:color w:val="000000"/>
+          <w:sz w:val="24"/>
+          <w:szCs w:val="24"/>
+        </w:rPr>
+      </w:pPr>
+    </w:p>
+    <w:p>
+      <w:pPr>
+        <w:ind w:left="-567"/>
+        <w:jc w:val="both"/>
+        <w:rPr>
+          <w:rFonts w:cs="Times New Roman"/>
+          <w:color w:val="000000"/>
+          <w:sz w:val="24"/>
+          <w:szCs w:val="24"/>
+        </w:rPr>
+      </w:pPr>
     </w:p>
     <w:p>
       <w:pPr>
@@ -1739,7 +2118,7 @@
                     </pic:cNvPicPr>
                   </pic:nvPicPr>
                   <pic:blipFill>
-                    <a:blip r:embed="rId13"/>
+                    <a:blip r:embed="rId14"/>
                     <a:stretch>
                       <a:fillRect/>
                     </a:stretch>
@@ -1857,9 +2236,9 @@
       </w:r>
     </w:p>
     <w:sectPr>
-      <w:footerReference w:type="even" r:id="rId14"/>
-      <w:footerReference w:type="default" r:id="rId15"/>
-      <w:footerReference w:type="first" r:id="rId16"/>
+      <w:footerReference w:type="even" r:id="rId15"/>
+      <w:footerReference w:type="default" r:id="rId16"/>
+      <w:footerReference w:type="first" r:id="rId17"/>
       <w:pgSz w:w="11906" w:h="16838"/>
       <w:pgMar w:top="1134" w:right="850" w:bottom="1134" w:left="1701" w:header="0" w:footer="708" w:gutter="0"/>
       <w:cols w:space="720"/>
